--- a/zht/docx/112.content.docx
+++ b/zht/docx/112.content.docx
@@ -337,18 +337,12 @@
           <w:lang w:val="zh_TW" w:bidi="zh_TW"/>
         </w:rPr>
       </w:r>
-      <w:hyperlink r:id="rId13">
-        <w:r>
-          <w:rPr>
-            <w:lang w:val="zh_TW" w:bidi="zh_TW"/>
-          </w:rPr>
-          <w:rPr>
-            <w:color w:val="0000EE"/>
-            <w:u w:val="single"/>
-          </w:rPr>
-          <w:t>出埃及記30:22–25</w:t>
-        </w:r>
-      </w:hyperlink>
+      <w:r>
+        <w:rPr>
+          <w:lang w:val="zh_TW" w:bidi="zh_TW"/>
+        </w:rPr>
+        <w:t>出埃及記30:22–25</w:t>
+      </w:r>
     </w:p>
     <w:p>
       <w:pPr>
@@ -361,18 +355,12 @@
           <w:lang w:val="zh_TW" w:bidi="zh_TW"/>
         </w:rPr>
       </w:r>
-      <w:hyperlink r:id="rId14">
-        <w:r>
-          <w:rPr>
-            <w:lang w:val="zh_TW" w:bidi="zh_TW"/>
-          </w:rPr>
-          <w:rPr>
-            <w:color w:val="0000EE"/>
-            <w:u w:val="single"/>
-          </w:rPr>
-          <w:t>創世記37:25–26</w:t>
-        </w:r>
-      </w:hyperlink>
+      <w:r>
+        <w:rPr>
+          <w:lang w:val="zh_TW" w:bidi="zh_TW"/>
+        </w:rPr>
+        <w:t>創世記37:25–26</w:t>
+      </w:r>
     </w:p>
     <w:p>
       <w:pPr>
@@ -385,18 +373,12 @@
           <w:lang w:val="zh_TW" w:bidi="zh_TW"/>
         </w:rPr>
       </w:r>
-      <w:hyperlink r:id="rId15">
-        <w:r>
-          <w:rPr>
-            <w:lang w:val="zh_TW" w:bidi="zh_TW"/>
-          </w:rPr>
-          <w:rPr>
-            <w:color w:val="0000EE"/>
-            <w:u w:val="single"/>
-          </w:rPr>
-          <w:t>約翰福音11:1–2</w:t>
-        </w:r>
-      </w:hyperlink>
+      <w:r>
+        <w:rPr>
+          <w:lang w:val="zh_TW" w:bidi="zh_TW"/>
+        </w:rPr>
+        <w:t>約翰福音11:1–2</w:t>
+      </w:r>
     </w:p>
     <w:p>
       <w:pPr>
@@ -409,18 +391,12 @@
           <w:lang w:val="zh_TW" w:bidi="zh_TW"/>
         </w:rPr>
       </w:r>
-      <w:hyperlink r:id="rId16">
-        <w:r>
-          <w:rPr>
-            <w:lang w:val="zh_TW" w:bidi="zh_TW"/>
-          </w:rPr>
-          <w:rPr>
-            <w:color w:val="0000EE"/>
-            <w:u w:val="single"/>
-          </w:rPr>
-          <w:t>馬可福音15:23</w:t>
-        </w:r>
-      </w:hyperlink>
+      <w:r>
+        <w:rPr>
+          <w:lang w:val="zh_TW" w:bidi="zh_TW"/>
+        </w:rPr>
+        <w:t>馬可福音15:23</w:t>
+      </w:r>
     </w:p>
     <w:p>
       <w:pPr>
@@ -433,18 +409,12 @@
           <w:lang w:val="zh_TW" w:bidi="zh_TW"/>
         </w:rPr>
       </w:r>
-      <w:hyperlink r:id="rId17">
-        <w:r>
-          <w:rPr>
-            <w:lang w:val="zh_TW" w:bidi="zh_TW"/>
-          </w:rPr>
-          <w:rPr>
-            <w:color w:val="0000EE"/>
-            <w:u w:val="single"/>
-          </w:rPr>
-          <w:t>馬太福音2:11–12</w:t>
-        </w:r>
-      </w:hyperlink>
+      <w:r>
+        <w:rPr>
+          <w:lang w:val="zh_TW" w:bidi="zh_TW"/>
+        </w:rPr>
+        <w:t>馬太福音2:11–12</w:t>
+      </w:r>
     </w:p>
     <w:p>
       <w:pPr>
@@ -763,18 +733,12 @@
           <w:lang w:val="zh_TW" w:bidi="zh_TW"/>
         </w:rPr>
       </w:r>
-      <w:hyperlink r:id="rId18">
-        <w:r>
-          <w:rPr>
-            <w:lang w:val="zh_TW" w:bidi="zh_TW"/>
-          </w:rPr>
-          <w:rPr>
-            <w:color w:val="0000EE"/>
-            <w:u w:val="single"/>
-          </w:rPr>
-          <w:t>使徒行傳2:9</w:t>
-        </w:r>
-      </w:hyperlink>
+      <w:r>
+        <w:rPr>
+          <w:lang w:val="zh_TW" w:bidi="zh_TW"/>
+        </w:rPr>
+        <w:t>使徒行傳2:9</w:t>
+      </w:r>
     </w:p>
     <w:p>
       <w:pPr>
@@ -787,18 +751,12 @@
           <w:lang w:val="zh_TW" w:bidi="zh_TW"/>
         </w:rPr>
       </w:r>
-      <w:hyperlink r:id="rId19">
-        <w:r>
-          <w:rPr>
-            <w:lang w:val="zh_TW" w:bidi="zh_TW"/>
-          </w:rPr>
-          <w:rPr>
-            <w:color w:val="0000EE"/>
-            <w:u w:val="single"/>
-          </w:rPr>
-          <w:t>使徒行傳7:1–3</w:t>
-        </w:r>
-      </w:hyperlink>
+      <w:r>
+        <w:rPr>
+          <w:lang w:val="zh_TW" w:bidi="zh_TW"/>
+        </w:rPr>
+        <w:t>使徒行傳7:1–3</w:t>
+      </w:r>
     </w:p>
     <w:p>
       <w:pPr>
@@ -811,18 +769,12 @@
           <w:lang w:val="zh_TW" w:bidi="zh_TW"/>
         </w:rPr>
       </w:r>
-      <w:hyperlink r:id="rId20">
-        <w:r>
-          <w:rPr>
-            <w:lang w:val="zh_TW" w:bidi="zh_TW"/>
-          </w:rPr>
-          <w:rPr>
-            <w:color w:val="0000EE"/>
-            <w:u w:val="single"/>
-          </w:rPr>
-          <w:t>創世記24:10–11</w:t>
-        </w:r>
-      </w:hyperlink>
+      <w:r>
+        <w:rPr>
+          <w:lang w:val="zh_TW" w:bidi="zh_TW"/>
+        </w:rPr>
+        <w:t>創世記24:10–11</w:t>
+      </w:r>
     </w:p>
     <w:p>
       <w:pPr>
